--- a/Documentacion/word/04_Documentacion_Flujo_N8N.docx
+++ b/Documentacion/word/04_Documentacion_Flujo_N8N.docx
@@ -181,7 +181,7 @@
               <w:rPr>
                 <w:sz w:val="18"/>
               </w:rPr>
-              <w:t>Switch → Incrementar Contador → Crear Cotización → Guardar Redis → Respuesta Cotización → Telegram → Gmail → Responder Webhook</w:t>
+              <w:t>Switch → Incrementar Contador → Crear Cotización → Guardar Supabase → Respuesta Cotización → Telegram → Gmail → Responder Webhook</w:t>
             </w:r>
           </w:p>
         </w:tc>
@@ -194,7 +194,7 @@
               <w:rPr>
                 <w:sz w:val="18"/>
               </w:rPr>
-              <w:t>Cotización COT-YYYY-XXX + notificaciones</w:t>
+              <w:t>Cotización COT-YYYY-XXXXX + notificaciones</w:t>
             </w:r>
           </w:p>
         </w:tc>
@@ -296,7 +296,7 @@
         <w:pStyle w:val="ListBullet"/>
       </w:pPr>
       <w:r>
-        <w:t>Webhook Chat → Extraer Input → Obtener Historial Redis → Obtener Cotización Redis</w:t>
+        <w:t>Webhook Chat → Extraer Input → GET Historial Supabase → GET Cotización Supabase</w:t>
       </w:r>
     </w:p>
     <w:p>
@@ -312,7 +312,7 @@
         <w:pStyle w:val="ListBullet"/>
       </w:pPr>
       <w:r>
-        <w:t>→ Preparar Historial → Guardar Historial Redis → Switch Acción</w:t>
+        <w:t>→ Preparar Historial → Guardar Historial Supabase → Switch Acción</w:t>
       </w:r>
     </w:p>
     <w:p>
@@ -515,7 +515,7 @@
         <w:pStyle w:val="ListBullet"/>
       </w:pPr>
       <w:r>
-        <w:t>Petición HTTP POST al path /chat desde el frontend React.</w:t>
+        <w:t>Petición HTTP POST al path /chat-v2 desde el frontend HTML/JavaScript.</w:t>
       </w:r>
     </w:p>
     <w:p>
@@ -1137,7 +1137,7 @@
         <w:rPr>
           <w:color w:val="C55A11"/>
         </w:rPr>
-        <w:t>Bloque 3 — Obtener Historial Redis</w:t>
+        <w:t>Bloque 3 — GET Historial Supabase</w:t>
       </w:r>
     </w:p>
     <w:tbl>
@@ -1235,7 +1235,7 @@
               <w:rPr>
                 <w:sz w:val="18"/>
               </w:rPr>
-              <w:t>Obtener Historial Redis</w:t>
+              <w:t>GET Historial Supabase</w:t>
             </w:r>
           </w:p>
         </w:tc>
@@ -1321,7 +1321,7 @@
         <w:pStyle w:val="ListBullet"/>
       </w:pPr>
       <w:r>
-        <w:t>Clave Redis construida: hist_{uuid} (ej: hist_usuario-abc-123).</w:t>
+        <w:t>Clave Redis construida: historial (tabla Supabase) (ej: hist_usuario-abc-123).</w:t>
       </w:r>
     </w:p>
     <w:p>
@@ -1365,7 +1365,7 @@
         <w:rPr>
           <w:sz w:val="21"/>
         </w:rPr>
-        <w:t>Nodo Redis GET que consulta la clave hist_{uuid}. El historial almacenado es un array JSON con objetos del tipo { role: "user"|"assistant", content: "texto" }. Este historial se usa en el nodo Construir Prompt Claude para dar contexto a Claude sobre lo que ya se habló en la conversación.</w:t>
+        <w:t>Nodo Redis GET que consulta la clave historial (tabla Supabase). El historial almacenado es un array JSON con objetos del tipo { role: "user"|"assistant", content: "texto" }. Este historial se usa en el nodo Construir Prompt Claude para dar contexto a Claude sobre lo que ya se habló en la conversación.</w:t>
       </w:r>
     </w:p>
     <w:p>
@@ -1401,7 +1401,7 @@
         <w:pStyle w:val="ListBullet"/>
       </w:pPr>
       <w:r>
-        <w:t>Clave Redis: hist_{uuid}.</w:t>
+        <w:t>Clave Redis: historial (tabla Supabase).</w:t>
       </w:r>
     </w:p>
     <w:p>
@@ -1445,7 +1445,7 @@
         <w:rPr>
           <w:color w:val="C55A11"/>
         </w:rPr>
-        <w:t>Bloque 4 — Obtener Cotización Redis</w:t>
+        <w:t>Bloque 4 — GET Cotización Supabase</w:t>
       </w:r>
     </w:p>
     <w:tbl>
@@ -1543,7 +1543,7 @@
               <w:rPr>
                 <w:sz w:val="18"/>
               </w:rPr>
-              <w:t>Obtener Cotización Redis</w:t>
+              <w:t>GET Cotización Supabase</w:t>
             </w:r>
           </w:p>
         </w:tc>
@@ -1629,7 +1629,7 @@
         <w:pStyle w:val="ListBullet"/>
       </w:pPr>
       <w:r>
-        <w:t>Clave Redis construida: th:quote:{uuid}.</w:t>
+        <w:t>Clave Redis construida: cotizaciones (tabla Supabase).</w:t>
       </w:r>
     </w:p>
     <w:p>
@@ -1681,7 +1681,7 @@
         <w:rPr>
           <w:sz w:val="21"/>
         </w:rPr>
-        <w:t>Nodo Redis GET con manejo de error alternativo. Consulta si ya se generó una cotización formal (COT-YYYY-XXX) para la sesión actual. Si existe, el nodo Construir Prompt Claude inyecta esta información en el system prompt de Claude para que ofrezca al usuario pagar directamente sin repetir todo el proceso de cotización.</w:t>
+        <w:t>Nodo Redis GET con manejo de error alternativo. Consulta si ya se generó una cotización formal (COT-YYYY-XXXXX) para la sesión actual. Si existe, el nodo Construir Prompt Claude inyecta esta información en el system prompt de Claude para que ofrezca al usuario pagar directamente sin repetir todo el proceso de cotización.</w:t>
       </w:r>
     </w:p>
     <w:p>
@@ -1717,7 +1717,7 @@
         <w:pStyle w:val="ListBullet"/>
       </w:pPr>
       <w:r>
-        <w:t>Clave Redis: th:quote:{uuid}.</w:t>
+        <w:t>Clave Redis: cotizaciones (tabla Supabase).</w:t>
       </w:r>
     </w:p>
     <w:p>
@@ -3554,7 +3554,7 @@
         <w:rPr>
           <w:sz w:val="21"/>
         </w:rPr>
-        <w:t>Nodo Code (JavaScript) que agrega el turno actual al historial y lo prepara para ser guardado en Redis. El historial se guarda con la respuesta COMPLETA de Claude (incluyendo etiquetas), no con el cleanText. Esto garantiza que el nodo Construir Prompt Claude pueda analizar correctamente las respuestas anteriores del asistente.</w:t>
+        <w:t>Nodo Code (JavaScript) que agrega el turno actual al historial y lo prepara para ser guardado en Supabase. El historial se guarda con la respuesta COMPLETA de Claude (incluyendo etiquetas), no con el cleanText. Esto garantiza que el nodo Construir Prompt Claude pueda analizar correctamente las respuestas anteriores del asistente.</w:t>
       </w:r>
     </w:p>
     <w:p>
@@ -3634,7 +3634,7 @@
         <w:rPr>
           <w:color w:val="C55A11"/>
         </w:rPr>
-        <w:t>Bloque 9 — Guardar Historial Redis</w:t>
+        <w:t>Bloque 9 — Guardar Historial Supabase</w:t>
       </w:r>
     </w:p>
     <w:tbl>
@@ -3732,7 +3732,7 @@
               <w:rPr>
                 <w:sz w:val="18"/>
               </w:rPr>
-              <w:t>Guardar Historial Redis</w:t>
+              <w:t>Guardar Historial Supabase</w:t>
             </w:r>
           </w:p>
         </w:tc>
@@ -3810,7 +3810,7 @@
         <w:pStyle w:val="ListBullet"/>
       </w:pPr>
       <w:r>
-        <w:t>histKey: clave Redis construida como hist_{uuid}.</w:t>
+        <w:t>histKey: clave Redis construida como historial (tabla Supabase).</w:t>
       </w:r>
     </w:p>
     <w:p>
@@ -3898,7 +3898,7 @@
         <w:pStyle w:val="ListBullet"/>
       </w:pPr>
       <w:r>
-        <w:t>Comando Redis: SETEX hist_{uuid} 86400 {histValue}.</w:t>
+        <w:t>Comando Redis: SETEX historial (tabla Supabase) 86400 {histValue}.</w:t>
       </w:r>
     </w:p>
     <w:p>
@@ -4423,7 +4423,7 @@
         <w:pStyle w:val="ListBullet"/>
       </w:pPr>
       <w:r>
-        <w:t>Clave fija: th:counter (sin datos variables del flujo).</w:t>
+        <w:t>Clave fija: campo numero con timestamp (COT-YYYY-XXXXXXX) (sin datos variables del flujo).</w:t>
       </w:r>
     </w:p>
     <w:p>
@@ -4449,7 +4449,7 @@
         <w:pStyle w:val="ListBullet"/>
       </w:pPr>
       <w:r>
-        <w:t>Este valor se usa en el nodo siguiente para construir el número COT-YYYY-XXX.</w:t>
+        <w:t>Este valor se usa en el nodo siguiente para construir el número COT-YYYY-XXXXX.</w:t>
       </w:r>
     </w:p>
     <w:p>
@@ -4467,7 +4467,7 @@
         <w:rPr>
           <w:sz w:val="21"/>
         </w:rPr>
-        <w:t>Nodo Redis INCR que incrementa atómicamente el contador global th:counter en 1 unidad. La operación INCR de Redis es atómica, lo que garantiza que no se generan dos cotizaciones con el mismo número aunque lleguen peticiones simultáneas.</w:t>
+        <w:t>Nodo Redis INCR que incrementa atómicamente el contador global campo numero con timestamp (COT-YYYY-XXXXXXX) en 1 unidad. La operación INCR de Redis es atómica, lo que garantiza que no se generan dos cotizaciones con el mismo número aunque lleguen peticiones simultáneas.</w:t>
       </w:r>
     </w:p>
     <w:p>
@@ -4503,7 +4503,7 @@
         <w:pStyle w:val="ListBullet"/>
       </w:pPr>
       <w:r>
-        <w:t>Clave Redis: th:counter (global, compartida por todas las sesiones).</w:t>
+        <w:t>Clave Redis: campo numero con timestamp (COT-YYYY-XXXXXXX) (global, compartida por todas las sesiones).</w:t>
       </w:r>
     </w:p>
     <w:p>
@@ -4801,7 +4801,7 @@
         <w:rPr>
           <w:sz w:val="21"/>
         </w:rPr>
-        <w:t>Este nodo marca el momento en que la conversación informal se convierte en un documento comercial. El número COT-YYYY-XXX es el identificador que el cliente recibirá y podrá usar para hacer seguimiento. El objeto quote se persiste en Redis (bloque 13) y se usa como referencia en notificaciones Telegram y Gmail.</w:t>
+        <w:t>Este nodo marca el momento en que la conversación informal se convierte en un documento comercial. El número COT-YYYY-XXXXX es el identificador que el cliente recibirá y podrá usar para hacer seguimiento. El objeto quote se persiste en Redis (bloque 13) y se usa como referencia en notificaciones Telegram y Gmail.</w:t>
       </w:r>
     </w:p>
     <w:p>
@@ -4819,7 +4819,7 @@
         <w:pStyle w:val="ListBullet"/>
       </w:pPr>
       <w:r>
-        <w:t>Formato del número: COT-{año}-{contador padded a 3 dígitos} (ej: COT-2026-001).</w:t>
+        <w:t>Formato del número: COT-{año}-{contador padded a 3 dígitos} (ej: COT-2026-XXXXX).</w:t>
       </w:r>
     </w:p>
     <w:p>
@@ -5074,7 +5074,7 @@
         <w:rPr>
           <w:color w:val="C55A11"/>
         </w:rPr>
-        <w:t>Bloque 13 — Guardar Cotización Redis</w:t>
+        <w:t>Bloque 13 — Guardar Cotización Supabase</w:t>
       </w:r>
     </w:p>
     <w:tbl>
@@ -5172,7 +5172,7 @@
               <w:rPr>
                 <w:sz w:val="18"/>
               </w:rPr>
-              <w:t>Guardar Cotización Redis</w:t>
+              <w:t>Guardar Cotización Supabase</w:t>
             </w:r>
           </w:p>
         </w:tc>
@@ -5284,7 +5284,7 @@
         <w:pStyle w:val="ListBullet"/>
       </w:pPr>
       <w:r>
-        <w:t>La clave th:quote:{uuid} queda disponible para futuras consultas por el nodo Obtener Cotización Redis.</w:t>
+        <w:t>La clave cotizaciones (tabla Supabase) queda disponible para futuras consultas por el nodo GET Cotización Supabase.</w:t>
       </w:r>
     </w:p>
     <w:p>
@@ -5302,7 +5302,7 @@
         <w:rPr>
           <w:sz w:val="21"/>
         </w:rPr>
-        <w:t>Nodo Redis SET con TTL de 10 días. Serializa el objeto quote a JSON y lo almacena en la clave th:quote:{uuid}. Esta cotización es la que se consultará si el usuario vuelve al chat dentro del período de vigencia para proceder al pago sin repetir el proceso.</w:t>
+        <w:t>Nodo Redis SET con TTL de 10 días. Serializa el objeto quote a JSON y lo almacena en la clave cotizaciones (tabla Supabase). Esta cotización es la que se consultará si el usuario vuelve al chat dentro del período de vigencia para proceder al pago sin repetir el proceso.</w:t>
       </w:r>
     </w:p>
     <w:p>
@@ -5338,7 +5338,7 @@
         <w:pStyle w:val="ListBullet"/>
       </w:pPr>
       <w:r>
-        <w:t>Clave Redis: th:quote:{uuid}.</w:t>
+        <w:t>Clave Redis: cotizaciones (tabla Supabase).</w:t>
       </w:r>
     </w:p>
     <w:p>
@@ -6489,7 +6489,7 @@
         <w:pStyle w:val="ListBullet"/>
       </w:pPr>
       <w:r>
-        <w:t>HTTP 200 con cuerpo JSON al cliente web (frontend React).</w:t>
+        <w:t>HTTP 200 con cuerpo JSON al cliente web (frontend HTML/JavaScript).</w:t>
       </w:r>
     </w:p>
     <w:p>
@@ -7204,7 +7204,7 @@
         <w:pStyle w:val="ListBullet"/>
       </w:pPr>
       <w:r>
-        <w:t>external_reference: número de cotización (COT-YYYY-XXX) para trazabilidad.</w:t>
+        <w:t>external_reference: número de cotización (COT-YYYY-XXXXX) para trazabilidad.</w:t>
       </w:r>
     </w:p>
     <w:p>
@@ -7334,7 +7334,7 @@
           <w:color w:val="141478"/>
           <w:sz w:val="17"/>
         </w:rPr>
-        <w:t xml:space="preserve">  external_reference: cotizacion.numero   // ← COT-2026-001</w:t>
+        <w:t xml:space="preserve">  external_reference: cotizacion.numero   // ← COT-2026-XXXXX</w:t>
       </w:r>
     </w:p>
     <w:p>
@@ -8873,7 +8873,7 @@
               <w:rPr>
                 <w:sz w:val="18"/>
               </w:rPr>
-              <w:t>Obtener Historial Redis</w:t>
+              <w:t>GET Historial Supabase</w:t>
             </w:r>
           </w:p>
         </w:tc>
@@ -8912,7 +8912,7 @@
               <w:rPr>
                 <w:sz w:val="18"/>
               </w:rPr>
-              <w:t>Recuperar historial (clave hist_{uuid})</w:t>
+              <w:t>Recuperar historial (clave historial (tabla Supabase))</w:t>
             </w:r>
           </w:p>
         </w:tc>
@@ -8940,7 +8940,7 @@
               <w:rPr>
                 <w:sz w:val="18"/>
               </w:rPr>
-              <w:t>Obtener Cotización Redis</w:t>
+              <w:t>GET Cotización Supabase</w:t>
             </w:r>
           </w:p>
         </w:tc>
@@ -8979,7 +8979,7 @@
               <w:rPr>
                 <w:sz w:val="18"/>
               </w:rPr>
-              <w:t>Verificar cotización activa (th:quote:{uuid})</w:t>
+              <w:t>Verificar cotización activa (cotizaciones (tabla Supabase))</w:t>
             </w:r>
           </w:p>
         </w:tc>
@@ -9275,7 +9275,7 @@
               <w:rPr>
                 <w:sz w:val="18"/>
               </w:rPr>
-              <w:t>Guardar Historial Redis</w:t>
+              <w:t>Guardar Historial Supabase</w:t>
             </w:r>
           </w:p>
         </w:tc>
@@ -9515,7 +9515,7 @@
               <w:rPr>
                 <w:sz w:val="18"/>
               </w:rPr>
-              <w:t>Construir objeto quote COT-YYYY-XXX</w:t>
+              <w:t>Construir objeto quote COT-YYYY-XXXXX</w:t>
             </w:r>
           </w:p>
         </w:tc>
@@ -9543,7 +9543,7 @@
               <w:rPr>
                 <w:sz w:val="18"/>
               </w:rPr>
-              <w:t>Guardar Cotización Redis</w:t>
+              <w:t>Guardar Cotización Supabase</w:t>
             </w:r>
           </w:p>
         </w:tc>
@@ -10397,7 +10397,7 @@
               <w:rPr>
                 <w:sz w:val="18"/>
               </w:rPr>
-              <w:t>hist_{uuid}</w:t>
+              <w:t>historial (tabla Supabase)</w:t>
             </w:r>
           </w:p>
         </w:tc>
@@ -10477,7 +10477,7 @@
               <w:rPr>
                 <w:sz w:val="18"/>
               </w:rPr>
-              <w:t>th:quote:{uuid}</w:t>
+              <w:t>cotizaciones (tabla Supabase)</w:t>
             </w:r>
           </w:p>
         </w:tc>
@@ -10557,7 +10557,7 @@
               <w:rPr>
                 <w:sz w:val="18"/>
               </w:rPr>
-              <w:t>th:counter</w:t>
+              <w:t>campo numero con timestamp (COT-YYYY-XXXXXXX)</w:t>
             </w:r>
           </w:p>
         </w:tc>
@@ -10792,7 +10792,7 @@
               <w:rPr>
                 <w:sz w:val="18"/>
               </w:rPr>
-              <w:t>Texto con número COT-YYYY-XXX y detalle</w:t>
+              <w:t>Texto con número COT-YYYY-XXXXX y detalle</w:t>
             </w:r>
           </w:p>
         </w:tc>
